--- a/TopBal-Autorijschool/leskaart/TopBal leskaart.docx
+++ b/TopBal-Autorijschool/leskaart/TopBal leskaart.docx
@@ -4,7 +4,7 @@
   <w:body>
     <w:tbl>
       <w:tblPr>
-        <w:tblW w:w="11906" w:type="dxa"/>
+        <w:tblW w:w="10990" w:type="dxa"/>
         <w:tblInd w:w="0" w:type="dxa"/>
         <w:tblBorders>
           <w:top w:val="nil"/>
@@ -23,118 +23,16 @@
         </w:tblCellMar>
       </w:tblPr>
       <w:tblGrid>
-        <w:gridCol w:w="450"/>
         <w:gridCol w:w="5055"/>
         <w:gridCol w:w="455"/>
         <w:gridCol w:w="440"/>
         <w:gridCol w:w="5040"/>
-        <w:gridCol w:w="466"/>
       </w:tblGrid>
       <w:tr>
         <w:trPr>
-          <w:trHeight w:val="460" w:hRule="exact"/>
+          <w:trHeight w:val="20" w:hRule="exact"/>
           <w:cantSplit/>
         </w:trPr>
-        <w:tc>
-          <w:tcPr>
-            <w:tcW w:type="dxa" w:w="450"/>
-          </w:tcPr>
-          <w:p>
-            <w:pPr>
-              <w:spacing w:before="0" w:after="0" w:lineRule="exact" w:line="20"/>
-              <w:rPr>
-                <w:sz w:val="2"/>
-              </w:rPr>
-            </w:pPr>
-          </w:p>
-        </w:tc>
-        <w:tc>
-          <w:tcPr>
-            <w:tcW w:type="dxa" w:w="5055"/>
-          </w:tcPr>
-          <w:p>
-            <w:pPr>
-              <w:spacing w:before="0" w:after="0" w:lineRule="exact" w:line="20"/>
-              <w:rPr>
-                <w:sz w:val="2"/>
-              </w:rPr>
-            </w:pPr>
-          </w:p>
-        </w:tc>
-        <w:tc>
-          <w:tcPr>
-            <w:tcW w:type="dxa" w:w="455"/>
-            <w:tcBorders>
-              <w:right w:val="dashed" w:sz="6" w:space="0" w:color="8A8A8A"/>
-            </w:tcBorders>
-          </w:tcPr>
-          <w:p>
-            <w:pPr>
-              <w:spacing w:before="0" w:after="0" w:lineRule="exact" w:line="20"/>
-              <w:rPr>
-                <w:sz w:val="2"/>
-              </w:rPr>
-            </w:pPr>
-          </w:p>
-        </w:tc>
-        <w:tc>
-          <w:tcPr>
-            <w:tcW w:type="dxa" w:w="440"/>
-          </w:tcPr>
-          <w:p>
-            <w:pPr>
-              <w:spacing w:before="0" w:after="0" w:lineRule="exact" w:line="20"/>
-              <w:rPr>
-                <w:sz w:val="2"/>
-              </w:rPr>
-            </w:pPr>
-          </w:p>
-        </w:tc>
-        <w:tc>
-          <w:tcPr>
-            <w:tcW w:type="dxa" w:w="5040"/>
-          </w:tcPr>
-          <w:p>
-            <w:pPr>
-              <w:spacing w:before="0" w:after="0" w:lineRule="exact" w:line="20"/>
-              <w:rPr>
-                <w:sz w:val="2"/>
-              </w:rPr>
-            </w:pPr>
-          </w:p>
-        </w:tc>
-        <w:tc>
-          <w:tcPr>
-            <w:tcW w:type="dxa" w:w="466"/>
-          </w:tcPr>
-          <w:p>
-            <w:pPr>
-              <w:spacing w:before="0" w:after="0" w:lineRule="exact" w:line="20"/>
-              <w:rPr>
-                <w:sz w:val="2"/>
-              </w:rPr>
-            </w:pPr>
-          </w:p>
-        </w:tc>
-      </w:tr>
-      <w:tr>
-        <w:trPr>
-          <w:trHeight w:val="215" w:hRule="exact"/>
-          <w:cantSplit/>
-        </w:trPr>
-        <w:tc>
-          <w:tcPr>
-            <w:tcW w:type="dxa" w:w="450"/>
-          </w:tcPr>
-          <w:p>
-            <w:pPr>
-              <w:spacing w:before="0" w:after="0" w:lineRule="exact" w:line="20"/>
-              <w:rPr>
-                <w:sz w:val="2"/>
-              </w:rPr>
-            </w:pPr>
-          </w:p>
-        </w:tc>
         <w:tc>
           <w:tcPr>
             <w:tcW w:type="dxa" w:w="5055"/>
@@ -187,40 +85,12 @@
             </w:pPr>
           </w:p>
         </w:tc>
-        <w:tc>
-          <w:tcPr>
-            <w:tcW w:type="dxa" w:w="466"/>
-          </w:tcPr>
-          <w:p>
-            <w:pPr>
-              <w:spacing w:before="0" w:after="0" w:lineRule="exact" w:line="20"/>
-              <w:rPr>
-                <w:sz w:val="2"/>
-              </w:rPr>
-            </w:pPr>
-          </w:p>
-        </w:tc>
       </w:tr>
       <w:tr>
         <w:trPr>
           <w:trHeight w:val="7040" w:hRule="exact"/>
           <w:cantSplit/>
         </w:trPr>
-        <w:tc>
-          <w:tcPr>
-            <w:tcW w:type="dxa" w:w="450"/>
-            <w:vAlign w:val="top"/>
-          </w:tcPr>
-          <w:p>
-            <w:pPr>
-              <w:spacing w:before="0" w:after="0" w:lineRule="exact" w:line="20"/>
-              <w:rPr>
-                <w:sz w:val="2"/>
-                <w:sz w:val="2"/>
-              </w:rPr>
-            </w:pPr>
-          </w:p>
-        </w:tc>
         <w:tc>
           <w:tcPr>
             <w:tcW w:type="dxa" w:w="5055"/>
@@ -2144,43 +2014,12 @@
             </w:r>
           </w:p>
         </w:tc>
-        <w:tc>
-          <w:tcPr>
-            <w:tcW w:type="dxa" w:w="466"/>
-            <w:vAlign w:val="top"/>
-          </w:tcPr>
-          <w:p>
-            <w:pPr>
-              <w:spacing w:before="0" w:after="0" w:lineRule="exact" w:line="20"/>
-              <w:rPr>
-                <w:sz w:val="2"/>
-                <w:sz w:val="2"/>
-              </w:rPr>
-            </w:pPr>
-          </w:p>
-        </w:tc>
       </w:tr>
       <w:tr>
         <w:trPr>
           <w:trHeight w:val="700" w:hRule="exact"/>
           <w:cantSplit/>
         </w:trPr>
-        <w:tc>
-          <w:tcPr>
-            <w:tcW w:type="dxa" w:w="450"/>
-            <w:tcBorders>
-              <w:bottom w:val="dashed" w:sz="6" w:space="0" w:color="8A8A8A"/>
-            </w:tcBorders>
-          </w:tcPr>
-          <w:p>
-            <w:pPr>
-              <w:spacing w:before="0" w:after="0" w:lineRule="exact" w:line="20"/>
-              <w:rPr>
-                <w:sz w:val="2"/>
-              </w:rPr>
-            </w:pPr>
-          </w:p>
-        </w:tc>
         <w:tc>
           <w:tcPr>
             <w:tcW w:type="dxa" w:w="5055"/>
@@ -2245,41 +2084,12 @@
             </w:pPr>
           </w:p>
         </w:tc>
-        <w:tc>
-          <w:tcPr>
-            <w:tcW w:type="dxa" w:w="466"/>
-            <w:tcBorders>
-              <w:bottom w:val="dashed" w:sz="6" w:space="0" w:color="8A8A8A"/>
-            </w:tcBorders>
-          </w:tcPr>
-          <w:p>
-            <w:pPr>
-              <w:spacing w:before="0" w:after="0" w:lineRule="exact" w:line="20"/>
-              <w:rPr>
-                <w:sz w:val="2"/>
-              </w:rPr>
-            </w:pPr>
-          </w:p>
-        </w:tc>
       </w:tr>
       <w:tr>
         <w:trPr>
           <w:trHeight w:val="660" w:hRule="exact"/>
           <w:cantSplit/>
         </w:trPr>
-        <w:tc>
-          <w:tcPr>
-            <w:tcW w:type="dxa" w:w="450"/>
-          </w:tcPr>
-          <w:p>
-            <w:pPr>
-              <w:spacing w:before="0" w:after="0" w:lineRule="exact" w:line="20"/>
-              <w:rPr>
-                <w:sz w:val="2"/>
-              </w:rPr>
-            </w:pPr>
-          </w:p>
-        </w:tc>
         <w:tc>
           <w:tcPr>
             <w:tcW w:type="dxa" w:w="5055"/>
@@ -2332,40 +2142,12 @@
             </w:pPr>
           </w:p>
         </w:tc>
-        <w:tc>
-          <w:tcPr>
-            <w:tcW w:type="dxa" w:w="466"/>
-          </w:tcPr>
-          <w:p>
-            <w:pPr>
-              <w:spacing w:before="0" w:after="0" w:lineRule="exact" w:line="20"/>
-              <w:rPr>
-                <w:sz w:val="2"/>
-              </w:rPr>
-            </w:pPr>
-          </w:p>
-        </w:tc>
       </w:tr>
       <w:tr>
         <w:trPr>
           <w:trHeight w:val="7050" w:hRule="exact"/>
           <w:cantSplit/>
         </w:trPr>
-        <w:tc>
-          <w:tcPr>
-            <w:tcW w:type="dxa" w:w="450"/>
-            <w:vAlign w:val="top"/>
-          </w:tcPr>
-          <w:p>
-            <w:pPr>
-              <w:spacing w:before="0" w:after="0" w:lineRule="exact" w:line="20"/>
-              <w:rPr>
-                <w:sz w:val="2"/>
-                <w:sz w:val="2"/>
-              </w:rPr>
-            </w:pPr>
-          </w:p>
-        </w:tc>
         <w:tc>
           <w:tcPr>
             <w:tcW w:type="dxa" w:w="5055"/>
@@ -4289,40 +4071,53 @@
             </w:r>
           </w:p>
         </w:tc>
-        <w:tc>
-          <w:tcPr>
-            <w:tcW w:type="dxa" w:w="466"/>
-            <w:vAlign w:val="top"/>
-          </w:tcPr>
-          <w:p>
-            <w:pPr>
-              <w:spacing w:before="0" w:after="0" w:lineRule="exact" w:line="20"/>
-              <w:rPr>
-                <w:sz w:val="2"/>
-                <w:sz w:val="2"/>
-              </w:rPr>
-            </w:pPr>
-          </w:p>
-        </w:tc>
       </w:tr>
+    </w:tbl>
+    <w:p>
+      <w:pPr>
+        <w:spacing w:before="0" w:after="0" w:lineRule="exact" w:line="20"/>
+        <w:sectPr>
+          <w:pgSz w:w="11906" w:h="16838"/>
+          <w:pgMar w:top="655" w:right="460" w:bottom="480" w:left="450" w:header="0" w:footer="0" w:gutter="0"/>
+          <w:cols w:space="720"/>
+          <w:docGrid w:linePitch="360"/>
+        </w:sectPr>
+        <w:rPr>
+          <w:sz w:val="2"/>
+        </w:rPr>
+      </w:pPr>
+    </w:p>
+    <w:tbl>
+      <w:tblPr>
+        <w:tblW w:w="10990" w:type="dxa"/>
+        <w:tblInd w:w="0" w:type="dxa"/>
+        <w:tblBorders>
+          <w:top w:val="nil"/>
+          <w:left w:val="nil"/>
+          <w:bottom w:val="nil"/>
+          <w:right w:val="nil"/>
+          <w:insideH w:val="nil"/>
+          <w:insideV w:val="nil"/>
+        </w:tblBorders>
+        <w:tblLayout w:type="fixed"/>
+        <w:tblCellMar>
+          <w:top w:w="0" w:type="dxa"/>
+          <w:left w:w="0" w:type="dxa"/>
+          <w:bottom w:w="0" w:type="dxa"/>
+          <w:right w:w="0" w:type="dxa"/>
+        </w:tblCellMar>
+      </w:tblPr>
+      <w:tblGrid>
+        <w:gridCol w:w="5055"/>
+        <w:gridCol w:w="455"/>
+        <w:gridCol w:w="440"/>
+        <w:gridCol w:w="5040"/>
+      </w:tblGrid>
       <w:tr>
         <w:trPr>
-          <w:trHeight w:val="200" w:hRule="exact"/>
+          <w:trHeight w:val="20" w:hRule="exact"/>
           <w:cantSplit/>
         </w:trPr>
-        <w:tc>
-          <w:tcPr>
-            <w:tcW w:type="dxa" w:w="450"/>
-          </w:tcPr>
-          <w:p>
-            <w:pPr>
-              <w:spacing w:before="0" w:after="0" w:lineRule="exact" w:line="20"/>
-              <w:rPr>
-                <w:sz w:val="2"/>
-              </w:rPr>
-            </w:pPr>
-          </w:p>
-        </w:tc>
         <w:tc>
           <w:tcPr>
             <w:tcW w:type="dxa" w:w="5055"/>
@@ -4375,341 +4170,12 @@
             </w:pPr>
           </w:p>
         </w:tc>
-        <w:tc>
-          <w:tcPr>
-            <w:tcW w:type="dxa" w:w="466"/>
-          </w:tcPr>
-          <w:p>
-            <w:pPr>
-              <w:spacing w:before="0" w:after="0" w:lineRule="exact" w:line="20"/>
-              <w:rPr>
-                <w:sz w:val="2"/>
-              </w:rPr>
-            </w:pPr>
-          </w:p>
-        </w:tc>
-      </w:tr>
-      <w:tr>
-        <w:trPr>
-          <w:trHeight w:val="460" w:hRule="exact"/>
-          <w:cantSplit/>
-        </w:trPr>
-        <w:tc>
-          <w:tcPr>
-            <w:tcW w:type="dxa" w:w="450"/>
-          </w:tcPr>
-          <w:p>
-            <w:pPr>
-              <w:spacing w:before="0" w:after="0" w:lineRule="exact" w:line="20"/>
-              <w:rPr>
-                <w:sz w:val="2"/>
-              </w:rPr>
-            </w:pPr>
-          </w:p>
-        </w:tc>
-        <w:tc>
-          <w:tcPr>
-            <w:tcW w:type="dxa" w:w="5055"/>
-          </w:tcPr>
-          <w:p>
-            <w:pPr>
-              <w:spacing w:before="0" w:after="0" w:lineRule="exact" w:line="20"/>
-              <w:rPr>
-                <w:sz w:val="2"/>
-              </w:rPr>
-            </w:pPr>
-          </w:p>
-        </w:tc>
-        <w:tc>
-          <w:tcPr>
-            <w:tcW w:type="dxa" w:w="455"/>
-            <w:tcBorders>
-              <w:right w:val="dashed" w:sz="6" w:space="0" w:color="8A8A8A"/>
-            </w:tcBorders>
-          </w:tcPr>
-          <w:p>
-            <w:pPr>
-              <w:spacing w:before="0" w:after="0" w:lineRule="exact" w:line="20"/>
-              <w:rPr>
-                <w:sz w:val="2"/>
-              </w:rPr>
-            </w:pPr>
-          </w:p>
-        </w:tc>
-        <w:tc>
-          <w:tcPr>
-            <w:tcW w:type="dxa" w:w="440"/>
-          </w:tcPr>
-          <w:p>
-            <w:pPr>
-              <w:spacing w:before="0" w:after="0" w:lineRule="exact" w:line="20"/>
-              <w:rPr>
-                <w:sz w:val="2"/>
-              </w:rPr>
-            </w:pPr>
-          </w:p>
-        </w:tc>
-        <w:tc>
-          <w:tcPr>
-            <w:tcW w:type="dxa" w:w="5040"/>
-          </w:tcPr>
-          <w:p>
-            <w:pPr>
-              <w:spacing w:before="0" w:after="0" w:lineRule="exact" w:line="20"/>
-              <w:rPr>
-                <w:sz w:val="2"/>
-              </w:rPr>
-            </w:pPr>
-          </w:p>
-        </w:tc>
-        <w:tc>
-          <w:tcPr>
-            <w:tcW w:type="dxa" w:w="466"/>
-          </w:tcPr>
-          <w:p>
-            <w:pPr>
-              <w:spacing w:before="0" w:after="0" w:lineRule="exact" w:line="20"/>
-              <w:rPr>
-                <w:sz w:val="2"/>
-              </w:rPr>
-            </w:pPr>
-          </w:p>
-        </w:tc>
-      </w:tr>
-    </w:tbl>
-    <w:p>
-      <w:pPr>
-        <w:spacing w:before="0" w:after="0" w:lineRule="exact" w:line="20"/>
-        <w:sectPr>
-          <w:pgSz w:w="11906" w:h="16838"/>
-          <w:pgMar w:top="0" w:right="0" w:bottom="0" w:left="0" w:header="0" w:footer="0" w:gutter="0"/>
-          <w:cols w:space="720"/>
-          <w:docGrid w:linePitch="360"/>
-        </w:sectPr>
-        <w:rPr>
-          <w:sz w:val="2"/>
-        </w:rPr>
-      </w:pPr>
-    </w:p>
-    <w:tbl>
-      <w:tblPr>
-        <w:tblW w:w="11906" w:type="dxa"/>
-        <w:tblInd w:w="0" w:type="dxa"/>
-        <w:tblBorders>
-          <w:top w:val="nil"/>
-          <w:left w:val="nil"/>
-          <w:bottom w:val="nil"/>
-          <w:right w:val="nil"/>
-          <w:insideH w:val="nil"/>
-          <w:insideV w:val="nil"/>
-        </w:tblBorders>
-        <w:tblLayout w:type="fixed"/>
-        <w:tblCellMar>
-          <w:top w:w="0" w:type="dxa"/>
-          <w:left w:w="0" w:type="dxa"/>
-          <w:bottom w:w="0" w:type="dxa"/>
-          <w:right w:w="0" w:type="dxa"/>
-        </w:tblCellMar>
-      </w:tblPr>
-      <w:tblGrid>
-        <w:gridCol w:w="450"/>
-        <w:gridCol w:w="5055"/>
-        <w:gridCol w:w="455"/>
-        <w:gridCol w:w="440"/>
-        <w:gridCol w:w="5040"/>
-        <w:gridCol w:w="466"/>
-      </w:tblGrid>
-      <w:tr>
-        <w:trPr>
-          <w:trHeight w:val="460" w:hRule="exact"/>
-          <w:cantSplit/>
-        </w:trPr>
-        <w:tc>
-          <w:tcPr>
-            <w:tcW w:type="dxa" w:w="450"/>
-          </w:tcPr>
-          <w:p>
-            <w:pPr>
-              <w:spacing w:before="0" w:after="0" w:lineRule="exact" w:line="20"/>
-              <w:rPr>
-                <w:sz w:val="2"/>
-              </w:rPr>
-            </w:pPr>
-          </w:p>
-        </w:tc>
-        <w:tc>
-          <w:tcPr>
-            <w:tcW w:type="dxa" w:w="5055"/>
-          </w:tcPr>
-          <w:p>
-            <w:pPr>
-              <w:spacing w:before="0" w:after="0" w:lineRule="exact" w:line="20"/>
-              <w:rPr>
-                <w:sz w:val="2"/>
-              </w:rPr>
-            </w:pPr>
-          </w:p>
-        </w:tc>
-        <w:tc>
-          <w:tcPr>
-            <w:tcW w:type="dxa" w:w="455"/>
-            <w:tcBorders>
-              <w:right w:val="dashed" w:sz="6" w:space="0" w:color="8A8A8A"/>
-            </w:tcBorders>
-          </w:tcPr>
-          <w:p>
-            <w:pPr>
-              <w:spacing w:before="0" w:after="0" w:lineRule="exact" w:line="20"/>
-              <w:rPr>
-                <w:sz w:val="2"/>
-              </w:rPr>
-            </w:pPr>
-          </w:p>
-        </w:tc>
-        <w:tc>
-          <w:tcPr>
-            <w:tcW w:type="dxa" w:w="440"/>
-          </w:tcPr>
-          <w:p>
-            <w:pPr>
-              <w:spacing w:before="0" w:after="0" w:lineRule="exact" w:line="20"/>
-              <w:rPr>
-                <w:sz w:val="2"/>
-              </w:rPr>
-            </w:pPr>
-          </w:p>
-        </w:tc>
-        <w:tc>
-          <w:tcPr>
-            <w:tcW w:type="dxa" w:w="5040"/>
-          </w:tcPr>
-          <w:p>
-            <w:pPr>
-              <w:spacing w:before="0" w:after="0" w:lineRule="exact" w:line="20"/>
-              <w:rPr>
-                <w:sz w:val="2"/>
-              </w:rPr>
-            </w:pPr>
-          </w:p>
-        </w:tc>
-        <w:tc>
-          <w:tcPr>
-            <w:tcW w:type="dxa" w:w="466"/>
-          </w:tcPr>
-          <w:p>
-            <w:pPr>
-              <w:spacing w:before="0" w:after="0" w:lineRule="exact" w:line="20"/>
-              <w:rPr>
-                <w:sz w:val="2"/>
-              </w:rPr>
-            </w:pPr>
-          </w:p>
-        </w:tc>
-      </w:tr>
-      <w:tr>
-        <w:trPr>
-          <w:trHeight w:val="215" w:hRule="exact"/>
-          <w:cantSplit/>
-        </w:trPr>
-        <w:tc>
-          <w:tcPr>
-            <w:tcW w:type="dxa" w:w="450"/>
-          </w:tcPr>
-          <w:p>
-            <w:pPr>
-              <w:spacing w:before="0" w:after="0" w:lineRule="exact" w:line="20"/>
-              <w:rPr>
-                <w:sz w:val="2"/>
-              </w:rPr>
-            </w:pPr>
-          </w:p>
-        </w:tc>
-        <w:tc>
-          <w:tcPr>
-            <w:tcW w:type="dxa" w:w="5055"/>
-          </w:tcPr>
-          <w:p>
-            <w:pPr>
-              <w:spacing w:before="0" w:after="0" w:lineRule="exact" w:line="20"/>
-              <w:rPr>
-                <w:sz w:val="2"/>
-              </w:rPr>
-            </w:pPr>
-          </w:p>
-        </w:tc>
-        <w:tc>
-          <w:tcPr>
-            <w:tcW w:type="dxa" w:w="455"/>
-          </w:tcPr>
-          <w:p>
-            <w:pPr>
-              <w:spacing w:before="0" w:after="0" w:lineRule="exact" w:line="20"/>
-              <w:rPr>
-                <w:sz w:val="2"/>
-              </w:rPr>
-            </w:pPr>
-          </w:p>
-        </w:tc>
-        <w:tc>
-          <w:tcPr>
-            <w:tcW w:type="dxa" w:w="440"/>
-          </w:tcPr>
-          <w:p>
-            <w:pPr>
-              <w:spacing w:before="0" w:after="0" w:lineRule="exact" w:line="20"/>
-              <w:rPr>
-                <w:sz w:val="2"/>
-              </w:rPr>
-            </w:pPr>
-          </w:p>
-        </w:tc>
-        <w:tc>
-          <w:tcPr>
-            <w:tcW w:type="dxa" w:w="5040"/>
-          </w:tcPr>
-          <w:p>
-            <w:pPr>
-              <w:spacing w:before="0" w:after="0" w:lineRule="exact" w:line="20"/>
-              <w:rPr>
-                <w:sz w:val="2"/>
-              </w:rPr>
-            </w:pPr>
-          </w:p>
-        </w:tc>
-        <w:tc>
-          <w:tcPr>
-            <w:tcW w:type="dxa" w:w="466"/>
-          </w:tcPr>
-          <w:p>
-            <w:pPr>
-              <w:spacing w:before="0" w:after="0" w:lineRule="exact" w:line="20"/>
-              <w:rPr>
-                <w:sz w:val="2"/>
-              </w:rPr>
-            </w:pPr>
-          </w:p>
-        </w:tc>
       </w:tr>
       <w:tr>
         <w:trPr>
           <w:trHeight w:val="7040" w:hRule="exact"/>
           <w:cantSplit/>
         </w:trPr>
-        <w:tc>
-          <w:tcPr>
-            <w:tcW w:type="dxa" w:w="450"/>
-            <w:vAlign w:val="top"/>
-          </w:tcPr>
-          <w:p>
-            <w:pPr>
-              <w:spacing w:before="0" w:after="0" w:lineRule="exact" w:line="20"/>
-              <w:rPr>
-                <w:sz w:val="2"/>
-                <w:sz w:val="2"/>
-              </w:rPr>
-            </w:pPr>
-          </w:p>
-        </w:tc>
         <w:tc>
           <w:tcPr>
             <w:tcW w:type="dxa" w:w="5055"/>
@@ -6720,43 +6186,12 @@
             </w:pPr>
           </w:p>
         </w:tc>
-        <w:tc>
-          <w:tcPr>
-            <w:tcW w:type="dxa" w:w="466"/>
-            <w:vAlign w:val="top"/>
-          </w:tcPr>
-          <w:p>
-            <w:pPr>
-              <w:spacing w:before="0" w:after="0" w:lineRule="exact" w:line="20"/>
-              <w:rPr>
-                <w:sz w:val="2"/>
-                <w:sz w:val="2"/>
-              </w:rPr>
-            </w:pPr>
-          </w:p>
-        </w:tc>
       </w:tr>
       <w:tr>
         <w:trPr>
           <w:trHeight w:val="700" w:hRule="exact"/>
           <w:cantSplit/>
         </w:trPr>
-        <w:tc>
-          <w:tcPr>
-            <w:tcW w:type="dxa" w:w="450"/>
-            <w:tcBorders>
-              <w:bottom w:val="dashed" w:sz="6" w:space="0" w:color="8A8A8A"/>
-            </w:tcBorders>
-          </w:tcPr>
-          <w:p>
-            <w:pPr>
-              <w:spacing w:before="0" w:after="0" w:lineRule="exact" w:line="20"/>
-              <w:rPr>
-                <w:sz w:val="2"/>
-              </w:rPr>
-            </w:pPr>
-          </w:p>
-        </w:tc>
         <w:tc>
           <w:tcPr>
             <w:tcW w:type="dxa" w:w="5055"/>
@@ -6821,41 +6256,12 @@
             </w:pPr>
           </w:p>
         </w:tc>
-        <w:tc>
-          <w:tcPr>
-            <w:tcW w:type="dxa" w:w="466"/>
-            <w:tcBorders>
-              <w:bottom w:val="dashed" w:sz="6" w:space="0" w:color="8A8A8A"/>
-            </w:tcBorders>
-          </w:tcPr>
-          <w:p>
-            <w:pPr>
-              <w:spacing w:before="0" w:after="0" w:lineRule="exact" w:line="20"/>
-              <w:rPr>
-                <w:sz w:val="2"/>
-              </w:rPr>
-            </w:pPr>
-          </w:p>
-        </w:tc>
       </w:tr>
       <w:tr>
         <w:trPr>
           <w:trHeight w:val="660" w:hRule="exact"/>
           <w:cantSplit/>
         </w:trPr>
-        <w:tc>
-          <w:tcPr>
-            <w:tcW w:type="dxa" w:w="450"/>
-          </w:tcPr>
-          <w:p>
-            <w:pPr>
-              <w:spacing w:before="0" w:after="0" w:lineRule="exact" w:line="20"/>
-              <w:rPr>
-                <w:sz w:val="2"/>
-              </w:rPr>
-            </w:pPr>
-          </w:p>
-        </w:tc>
         <w:tc>
           <w:tcPr>
             <w:tcW w:type="dxa" w:w="5055"/>
@@ -6908,40 +6314,12 @@
             </w:pPr>
           </w:p>
         </w:tc>
-        <w:tc>
-          <w:tcPr>
-            <w:tcW w:type="dxa" w:w="466"/>
-          </w:tcPr>
-          <w:p>
-            <w:pPr>
-              <w:spacing w:before="0" w:after="0" w:lineRule="exact" w:line="20"/>
-              <w:rPr>
-                <w:sz w:val="2"/>
-              </w:rPr>
-            </w:pPr>
-          </w:p>
-        </w:tc>
       </w:tr>
       <w:tr>
         <w:trPr>
           <w:trHeight w:val="7050" w:hRule="exact"/>
           <w:cantSplit/>
         </w:trPr>
-        <w:tc>
-          <w:tcPr>
-            <w:tcW w:type="dxa" w:w="450"/>
-            <w:vAlign w:val="top"/>
-          </w:tcPr>
-          <w:p>
-            <w:pPr>
-              <w:spacing w:before="0" w:after="0" w:lineRule="exact" w:line="20"/>
-              <w:rPr>
-                <w:sz w:val="2"/>
-                <w:sz w:val="2"/>
-              </w:rPr>
-            </w:pPr>
-          </w:p>
-        </w:tc>
         <w:tc>
           <w:tcPr>
             <w:tcW w:type="dxa" w:w="5055"/>
@@ -8952,192 +8330,6 @@
             </w:pPr>
           </w:p>
         </w:tc>
-        <w:tc>
-          <w:tcPr>
-            <w:tcW w:type="dxa" w:w="466"/>
-            <w:vAlign w:val="top"/>
-          </w:tcPr>
-          <w:p>
-            <w:pPr>
-              <w:spacing w:before="0" w:after="0" w:lineRule="exact" w:line="20"/>
-              <w:rPr>
-                <w:sz w:val="2"/>
-                <w:sz w:val="2"/>
-              </w:rPr>
-            </w:pPr>
-          </w:p>
-        </w:tc>
-      </w:tr>
-      <w:tr>
-        <w:trPr>
-          <w:trHeight w:val="200" w:hRule="exact"/>
-          <w:cantSplit/>
-        </w:trPr>
-        <w:tc>
-          <w:tcPr>
-            <w:tcW w:type="dxa" w:w="450"/>
-          </w:tcPr>
-          <w:p>
-            <w:pPr>
-              <w:spacing w:before="0" w:after="0" w:lineRule="exact" w:line="20"/>
-              <w:rPr>
-                <w:sz w:val="2"/>
-              </w:rPr>
-            </w:pPr>
-          </w:p>
-        </w:tc>
-        <w:tc>
-          <w:tcPr>
-            <w:tcW w:type="dxa" w:w="5055"/>
-          </w:tcPr>
-          <w:p>
-            <w:pPr>
-              <w:spacing w:before="0" w:after="0" w:lineRule="exact" w:line="20"/>
-              <w:rPr>
-                <w:sz w:val="2"/>
-              </w:rPr>
-            </w:pPr>
-          </w:p>
-        </w:tc>
-        <w:tc>
-          <w:tcPr>
-            <w:tcW w:type="dxa" w:w="455"/>
-          </w:tcPr>
-          <w:p>
-            <w:pPr>
-              <w:spacing w:before="0" w:after="0" w:lineRule="exact" w:line="20"/>
-              <w:rPr>
-                <w:sz w:val="2"/>
-              </w:rPr>
-            </w:pPr>
-          </w:p>
-        </w:tc>
-        <w:tc>
-          <w:tcPr>
-            <w:tcW w:type="dxa" w:w="440"/>
-          </w:tcPr>
-          <w:p>
-            <w:pPr>
-              <w:spacing w:before="0" w:after="0" w:lineRule="exact" w:line="20"/>
-              <w:rPr>
-                <w:sz w:val="2"/>
-              </w:rPr>
-            </w:pPr>
-          </w:p>
-        </w:tc>
-        <w:tc>
-          <w:tcPr>
-            <w:tcW w:type="dxa" w:w="5040"/>
-          </w:tcPr>
-          <w:p>
-            <w:pPr>
-              <w:spacing w:before="0" w:after="0" w:lineRule="exact" w:line="20"/>
-              <w:rPr>
-                <w:sz w:val="2"/>
-              </w:rPr>
-            </w:pPr>
-          </w:p>
-        </w:tc>
-        <w:tc>
-          <w:tcPr>
-            <w:tcW w:type="dxa" w:w="466"/>
-          </w:tcPr>
-          <w:p>
-            <w:pPr>
-              <w:spacing w:before="0" w:after="0" w:lineRule="exact" w:line="20"/>
-              <w:rPr>
-                <w:sz w:val="2"/>
-              </w:rPr>
-            </w:pPr>
-          </w:p>
-        </w:tc>
-      </w:tr>
-      <w:tr>
-        <w:trPr>
-          <w:trHeight w:val="460" w:hRule="exact"/>
-          <w:cantSplit/>
-        </w:trPr>
-        <w:tc>
-          <w:tcPr>
-            <w:tcW w:type="dxa" w:w="450"/>
-          </w:tcPr>
-          <w:p>
-            <w:pPr>
-              <w:spacing w:before="0" w:after="0" w:lineRule="exact" w:line="20"/>
-              <w:rPr>
-                <w:sz w:val="2"/>
-              </w:rPr>
-            </w:pPr>
-          </w:p>
-        </w:tc>
-        <w:tc>
-          <w:tcPr>
-            <w:tcW w:type="dxa" w:w="5055"/>
-          </w:tcPr>
-          <w:p>
-            <w:pPr>
-              <w:spacing w:before="0" w:after="0" w:lineRule="exact" w:line="20"/>
-              <w:rPr>
-                <w:sz w:val="2"/>
-              </w:rPr>
-            </w:pPr>
-          </w:p>
-        </w:tc>
-        <w:tc>
-          <w:tcPr>
-            <w:tcW w:type="dxa" w:w="455"/>
-            <w:tcBorders>
-              <w:right w:val="dashed" w:sz="6" w:space="0" w:color="8A8A8A"/>
-            </w:tcBorders>
-          </w:tcPr>
-          <w:p>
-            <w:pPr>
-              <w:spacing w:before="0" w:after="0" w:lineRule="exact" w:line="20"/>
-              <w:rPr>
-                <w:sz w:val="2"/>
-              </w:rPr>
-            </w:pPr>
-          </w:p>
-        </w:tc>
-        <w:tc>
-          <w:tcPr>
-            <w:tcW w:type="dxa" w:w="440"/>
-          </w:tcPr>
-          <w:p>
-            <w:pPr>
-              <w:spacing w:before="0" w:after="0" w:lineRule="exact" w:line="20"/>
-              <w:rPr>
-                <w:sz w:val="2"/>
-              </w:rPr>
-            </w:pPr>
-          </w:p>
-        </w:tc>
-        <w:tc>
-          <w:tcPr>
-            <w:tcW w:type="dxa" w:w="5040"/>
-          </w:tcPr>
-          <w:p>
-            <w:pPr>
-              <w:spacing w:before="0" w:after="0" w:lineRule="exact" w:line="20"/>
-              <w:rPr>
-                <w:sz w:val="2"/>
-              </w:rPr>
-            </w:pPr>
-          </w:p>
-        </w:tc>
-        <w:tc>
-          <w:tcPr>
-            <w:tcW w:type="dxa" w:w="466"/>
-          </w:tcPr>
-          <w:p>
-            <w:pPr>
-              <w:spacing w:before="0" w:after="0" w:lineRule="exact" w:line="20"/>
-              <w:rPr>
-                <w:sz w:val="2"/>
-              </w:rPr>
-            </w:pPr>
-          </w:p>
-        </w:tc>
       </w:tr>
     </w:tbl>
     <w:p>
@@ -9150,7 +8342,7 @@
     </w:p>
     <w:sectPr>
       <w:pgSz w:w="11906" w:h="16838"/>
-      <w:pgMar w:top="0" w:right="0" w:bottom="0" w:left="0" w:header="0" w:footer="0" w:gutter="0"/>
+      <w:pgMar w:top="655" w:right="460" w:bottom="480" w:left="450" w:header="0" w:footer="0" w:gutter="0"/>
       <w:cols w:space="720"/>
       <w:docGrid w:linePitch="360"/>
     </w:sectPr>
